--- a/paper/thesis.docx
+++ b/paper/thesis.docx
@@ -38,7 +38,18 @@
           <w:b/>
           <w:sz w:val="44"/>
         </w:rPr>
-        <w:t>강화학습 알고리즘 비교에 관한 연구</w:t>
+        <w:t>강화학습 알고리즘 비교 및</w:t>
+      </w:r>
+      <w:r>
+        <w:br/>
+      </w:r>
+      <w:r>
+        <w:rPr>
+          <w:rFonts w:ascii="신명조" w:hAnsi="신명조" w:eastAsia="신명조"/>
+          <w:b/>
+          <w:sz w:val="44"/>
+        </w:rPr>
+        <w:t>대형 언어 모델 기반 보상 코칭에 관한 연구</w:t>
       </w:r>
     </w:p>
     <w:p>
@@ -144,7 +155,18 @@
           <w:b w:val="0"/>
           <w:sz w:val="44"/>
         </w:rPr>
-        <w:t>강화학습 알고리즘 비교에 관한 연구</w:t>
+        <w:t>강화학습 알고리즘 비교 및</w:t>
+      </w:r>
+      <w:r>
+        <w:br/>
+      </w:r>
+      <w:r>
+        <w:rPr>
+          <w:rFonts w:ascii="신명조" w:hAnsi="신명조" w:eastAsia="신명조"/>
+          <w:b w:val="0"/>
+          <w:sz w:val="44"/>
+        </w:rPr>
+        <w:t>대형 언어 모델 기반 보상 코칭에 관한 연구</w:t>
       </w:r>
     </w:p>
     <w:p>
@@ -371,7 +393,18 @@
           <w:b/>
           <w:sz w:val="26"/>
         </w:rPr>
-        <w:t>강화학습 알고리즘 비교에 관한 연구</w:t>
+        <w:t>강화학습 알고리즘 비교 및</w:t>
+      </w:r>
+      <w:r>
+        <w:br/>
+      </w:r>
+      <w:r>
+        <w:rPr>
+          <w:rFonts w:ascii="신명조" w:hAnsi="신명조" w:eastAsia="신명조"/>
+          <w:b/>
+          <w:sz w:val="26"/>
+        </w:rPr>
+        <w:t>대형 언어 모델 기반 보상 코칭에 관한 연구</w:t>
       </w:r>
     </w:p>
     <w:p>
@@ -545,7 +578,7 @@
           <w:b/>
           <w:sz w:val="26"/>
         </w:rPr>
-        <w:t>Algorithms for Rough-Terrain Locomotion</w:t>
+        <w:t>Algorithms and Large-Language-Model-Based</w:t>
       </w:r>
       <w:r>
         <w:br/>
@@ -556,7 +589,18 @@
           <w:b/>
           <w:sz w:val="26"/>
         </w:rPr>
-        <w:t>of Quadruped Robots</w:t>
+        <w:t>Reward Coaching for Rough-Terrain</w:t>
+      </w:r>
+      <w:r>
+        <w:br/>
+      </w:r>
+      <w:r>
+        <w:rPr>
+          <w:rFonts w:ascii="신명조" w:hAnsi="신명조" w:eastAsia="신명조"/>
+          <w:b/>
+          <w:sz w:val="26"/>
+        </w:rPr>
+        <w:t>Quadruped Locomotion</w:t>
       </w:r>
     </w:p>
     <w:p>
@@ -1156,7 +1200,22 @@
           <w:b w:val="0"/>
           <w:sz w:val="21"/>
         </w:rPr>
-        <w:t>한편 이들 성과의 대부분은 근사 정책 최적화(PPO)6) 단일 알고리즘에 기초한다. RL 알고리즘 군에는 신뢰영역 기반의 TRPO7), 최대 엔트로피 기반의 SAC8), 결정론적 정책 경사 계열의 DDPG10)와 그 개선인 TD39), 비동기 병렬 학습의 A3C11) 등 상이한 구조적 원리를 갖는 대안들이 존재하나, 이들이 험지 보행이라는 특정 과제에서 보이는 상대적 성능에 대한 동일 조건의 비교 연구는 드물다. 일반 연속 제어 벤치마크에서의 비교14)는 존재하나 보행 특유의 접촉 동역학과 지형 난이도 축을 다루지 못하며, RL 연구 전반의 재현성 문제, 특히 무작위 시드에 따른 성능 변동이 결론을 좌우할 수 있다는 지적15)은 시드 반복과 통계 검정을 갖춘 비교 프레임워크의 필요성을 시사한다. 아울러 인간 피드백을 보상으로 통합하는 연구12,13)가 언어 모델 분야에서 성과를 보이면서, 이를 로봇 보행 학습에 접목할 가능성이 열리고 있으나 이는 본 논문의 후반부 심화 주제로 다룬다.</w:t>
+        <w:t>한편 이들 성과의 대부분은 근사 정책 최적화(PPO)6) 단일 알고리즘에 기초한다. RL 알고리즘 군에는 신뢰영역 기반의 TRPO7), 최대 엔트로피 기반의 SAC8), 결정론적 정책 경사 계열의 DDPG10)와 그 개선인 TD39), 비동기 병렬 학습의 A3C11) 등 상이한 구조적 원리를 갖는 대안들이 존재하나, 이들이 험지 보행이라는 특정 과제에서 보이는 상대적 성능에 대한 동일 조건의 비교 연구는 드물다. 일반 연속 제어 벤치마크에서의 비교14)는 존재하나 보행 특유의 접촉 동역학과 지형 난이도 축을 다루지 못하며, RL 연구 전반의 재현성 문제, 특히 무작위 시드에 따른 성능 변동이 결론을 좌우할 수 있다는 지적15)은 시드 반복과 통계 검정을 갖춘 비교 프레임워크의 필요성을 시사한다.</w:t>
+      </w:r>
+    </w:p>
+    <w:p>
+      <w:pPr>
+        <w:spacing w:lineRule="auto" w:line="480" w:before="0" w:after="0"/>
+        <w:ind w:firstLine="425"/>
+        <w:jc w:val="both"/>
+      </w:pPr>
+      <w:r>
+        <w:rPr>
+          <w:rFonts w:ascii="신명조" w:hAnsi="신명조" w:eastAsia="신명조"/>
+          <w:b w:val="0"/>
+          <w:sz w:val="21"/>
+        </w:rPr>
+        <w:t>한편 RL의 성패는 알고리즘 못지않게 보상 함수의 설계에 좌우된다. 보행 보상은 속도 추종, 에너지, 자세, 접촉 등 십여 개 성분의 가중합으로 구성되는데, 이 가중치는 관행적으로 연구자가 반복 시행으로 손질하며 그 과정은 논문에 기록되지 않는 경우가 많다. 인간 선호를 보상으로 통합하는 연구12,13)가 언어 모델 분야에서 성과를 보인 이래, 대형 언어 모델(이하 LLM이라 함)을 보상 설계자로 쓰는 시도가 이어졌다. Kwon 등22)은 LLM을 선호 기반 보상 모델로, Yu 등20)은 자연어 지시를 보상 코드로 번역하는 매개로, Ma 등19)과 Xie 등21)은 학습 결과를 되먹임하여 보상 코드를 진화적으로 개선하는 탐색기로 각각 활용하였다. 그러나 이들은 학습이 끝난 뒤 보상 함수를 통째로 다시 쓰는 외부 루프이므로 한 세대마다 전체 학습을 반복해야 하며, LLM의 제안이 틀렸을 때 학습을 보호하는 장치가 없고, LLM 없이 같은 예산으로 보상을 조정하는 대조군과의 비교가 드물다. 학습 도중 보상 가중치와 과제 난이도(커리큘럼)24)를 함께 조정하되 그 결정을 통계적 판단층이 검증하는 구조, 그리고 그 효과를 동일 시드의 짝 비교와 무정보 대조군으로 검정하는 실험은 본 연구가 다루는 공백이다.</w:t>
       </w:r>
     </w:p>
     <w:p>
@@ -1185,7 +1244,7 @@
           <w:b w:val="0"/>
           <w:sz w:val="21"/>
         </w:rPr>
-        <w:t>이상의 분석으로부터 다음의 연구 요소가 유도된다. 첫째, 알고리즘 간 비교가 유의미하려면 보상 함수, 관측 체계, 학습 예산, 평가 절차가 단일 규약으로 통제되어야 한다. 둘째, 험지 보행의 본질을 반영하려면 지형 난이도를 독립 변수로 하는 실험 설계가 필요하다. 셋째, 시드 간 변동이 큰 RL의 특성상 반복 실험과 통계적 유의성 검정, 그리고 성능 평균뿐 아니라 재현성(시드 분산) 자체를 1급 평가 지표로 다루어야 한다. 넷째, 표본 예산이 상이한 on-policy와 off-policy 계열의 공정한 비교를 위해서는 임계 성능 도달 비용으로 정규화한 학습 효율 분석이 요구된다.</w:t>
+        <w:t>이상의 분석으로부터 다음의 연구 요소가 유도된다. 첫째, 알고리즘 간 비교가 유의미하려면 보상 함수, 관측 체계, 학습 예산, 평가 절차가 단일 규약으로 통제되어야 한다. 둘째, 험지 보행의 본질을 반영하려면 지형 난이도를 독립 변수로 하는 실험 설계가 필요하다. 셋째, 시드 간 변동이 큰 RL의 특성상 반복 실험과 통계적 유의성 검정, 그리고 성능 평균뿐 아니라 재현성(시드 분산) 자체를 1급 평가 지표로 다루어야 한다. 넷째, 표본 예산이 상이한 on-policy와 off-policy 계열의 공정한 비교를 위해서는 임계 성능 도달 비용으로 정규화한 학습 효율 분석이 요구된다. 다섯째, 보상 설계를 LLM에 위임하는 접근이 유효하려면 LLM의 제안이 학습을 훼손하지 않도록 검증·복구하는 판단층이 필요하고, 그 효과는 같은 알고리즘·같은 시드에서 코치의 유무만을 달리한 짝 비교와, 같은 개입 예산을 무정보로 쓰는 대조군에 대하여 검정되어야 한다.</w:t>
       </w:r>
     </w:p>
     <w:p>
@@ -1214,7 +1273,7 @@
           <w:b w:val="0"/>
           <w:sz w:val="21"/>
         </w:rPr>
-        <w:t>이에 본 연구는 다음을 구체적 주제로 설정한다. GPU 병렬 시뮬레이터 상에 사족보행 로봇 Unitree A1과 3종 지형(평지, 계단, 불규칙 요철)을 구현하고, RL 알고리즘 6종(PPO, TRPO, A3C, SAC, TD3, DDPG)을 단일 규약으로 학습시켜, 운동 성능·안정성·효율성·학습 효율의 4축 평가 체계와 통계 검정으로 지형별 성능 프로파일을 도출한다. 나아가 관찰된 성능 차이를 각 알고리즘의 목적함수와 갱신 규칙의 구조적 원리로부터 해석하고, 특히 보행 획득에 실패하는 알고리즘의 실패 기전을 실험적으로 분해한다.</w:t>
+        <w:t>이에 본 연구는 다음을 구체적 주제로 설정한다. GPU 병렬 시뮬레이터 상에 사족보행 로봇 Unitree A1과 3종 지형(평지, 계단, 불규칙 요철)을 구현하고, RL 알고리즘 6종(PPO, TRPO, A3C, SAC, TD3, DDPG)을 단일 규약으로 학습시켜, 운동 성능·안정성·효율성·학습 효율의 4축 평가 체계와 통계 검정으로 지형별 성능 프로파일을 도출한다. 나아가 관찰된 성능 차이를 각 알고리즘의 목적함수와 갱신 규칙의 구조적 원리로부터 해석하고, 특히 보행 획득에 실패하는 알고리즘의 실패 기전을 실험적으로 분해한다. 이어서 비교 결과 재현성이 가장 높았던 PPO를 대상으로, 학습 도중 주기적으로 학습 상태 보고서를 읽고 보상 가중치·지령 속도·학습률을 유계 범위에서 조정하는 LLM 보상 코치와 그 제안을 검증·복구하는 통계적 판단층을 구현한다. 코치의 효과는 불규칙 요철, 계단, 그리고 보행이 학습되지 않도록 고의로 빈약하게 설계한 보상의 3개 설정에서 코치 없는 PPO와의 동일 시드 짝 비교, LLM 없는 무작위·언덕오르기 코치와의 비교로 검정하며, 코치 자체를 측정 결과에 근거하여 개정하는 자가 진화 절차를 병행한다. LLM 추론은 외부 API 없이 연구실 장비에서 구동하는 공개 가중치 모델로만 수행한다.</w:t>
       </w:r>
     </w:p>
     <w:p>
@@ -1243,7 +1302,7 @@
           <w:b w:val="0"/>
           <w:sz w:val="21"/>
         </w:rPr>
-        <w:t>본 연구는 다음의 가정과 범위에서 수행된다. 첫째, 정책은 지형 형상 정보 없이 고유수용감각만을 사용하는 맹목 보행(blind locomotion)을 가정한다. 둘째, 본 논문의 주 결과는 물리 시뮬레이션 환경에서의 학습과 평가에 한정하며, 실기 전이는 후속 과제로 남긴다. 셋째, 로봇에는 전방 목표 속도 1.0 m/s의 지령이 주어지며, 20초의 제한 시간 내에 시작점으로부터 5 m 이상 진행하는 것을 과제 성공으로 정의한다. 이하 본문에서 근사 정책 최적화는 PPO, 신뢰영역 정책 최적화는 TRPO, 연성 행위자-비평자는 SAC, 쌍둥이 지연 심층 결정론적 정책 경사는 TD3, 심층 결정론적 정책 경사는 DDPG, 비동기 이점 행위자-비평자는 A3C로 각각 약칭한다.</w:t>
+        <w:t>본 연구는 다음의 가정과 범위에서 수행된다. 첫째, 정책은 지형 형상 정보 없이 고유수용감각만을 사용하는 맹목 보행(blind locomotion)을 가정한다. 둘째, 본 논문의 주 결과는 물리 시뮬레이션 환경에서의 학습과 평가에 한정하며, 실기 전이는 후속 과제로 남긴다. 셋째, 로봇에는 전방 목표 속도 1.0 m/s의 지령이 주어지며, 20초의 제한 시간 내에 시작점으로부터 5 m 이상 진행하는 것을 과제 성공으로 정의한다. 이하 본문에서 근사 정책 최적화는 PPO, 신뢰영역 정책 최적화는 TRPO, 연성 행위자-비평자는 SAC, 쌍둥이 지연 심층 결정론적 정책 경사는 TD3, 심층 결정론적 정책 경사는 DDPG, 비동기 이점 행위자-비평자는 A3C로 각각 약칭한다. 학습 도중 보상 파라미터를 조정하는 외부 절차를 보상 코치(이하 코치라 함), 코치가 한 보고 시점에 적용한 파라미터 변경의 집합을 개입, 코치의 성과를 재는 고정 평가 하의 척도 J=성공률+0.5×전진 속도를 목적함수, LLM 코치를 결합한 PPO를 LLM-PPO라 한다. 코치의 명령 속도 조정과 같이 과제 난이도를 바꾸는 파라미터는 커리큘럼 레버라 부른다.</w:t>
       </w:r>
     </w:p>
     <w:p>
@@ -1286,7 +1345,7 @@
           <w:b w:val="0"/>
           <w:sz w:val="21"/>
         </w:rPr>
-        <w:t>본 연구의 궁극적 목적은 사족보행 로봇의 험지 보행 과제에서 강화학습 알고리즘의 선택 기준을 실증적 근거 위에 정립하는 것이다. 즉 특정 알고리즘의 단일 우열이 아니라, 지형 난이도와 배포 조건에 따라 어떤 구조적 원리가 우위를 갖는지를 규명함으로써, 향후 험지 보행 제어기 개발에서 합리적 알고리즘 선택과 학습 체계 설계를 가능하게 하는 일반적 지침을 도출하고자 한다.</w:t>
+        <w:t>본 연구의 궁극적 목적은 사족보행 로봇의 험지 보행 과제에서 강화학습 알고리즘의 선택 기준을 실증적 근거 위에 정립하는 것이다. 즉 특정 알고리즘의 단일 우열이 아니라, 지형 난이도와 배포 조건에 따라 어떤 구조적 원리가 우위를 갖는지를 규명함으로써, 향후 험지 보행 제어기 개발에서 합리적 알고리즘 선택과 학습 체계 설계를 가능하게 하는 일반적 지침을 도출하고자 한다. 나아가 알고리즘 선택 이후에 남는 보상 설계의 부담을 LLM에 위임할 수 있는지, 즉 학습 상태를 읽고 보상과 난이도를 조정하는 LLM 코치가 통계적 판단층의 보호 아래 코치 없는 학습보다 우수한 정책을 더 신뢰성 있게 얻게 하는지를 실증하고, 그 이득이 LLM의 판단에서 오는지 단순한 조정 예산에서 오는지를 분리하고자 한다.</w:t>
       </w:r>
     </w:p>
     <w:p>
@@ -1395,6 +1454,51 @@
     </w:p>
     <w:p>
       <w:pPr>
+        <w:spacing w:lineRule="auto" w:line="480" w:before="0" w:after="0"/>
+        <w:ind w:firstLine="425"/>
+        <w:jc w:val="both"/>
+      </w:pPr>
+      <w:r>
+        <w:rPr>
+          <w:rFonts w:ascii="신명조" w:hAnsi="신명조" w:eastAsia="신명조"/>
+          <w:b w:val="0"/>
+          <w:sz w:val="21"/>
+        </w:rPr>
+        <w:t>6) 학습 중 보고서에 근거하여 보상 가중치·커리큘럼 레버·학습률을 유계 조정하는 LLM 보상 코치와, 잡음 인지 롤백·커리큘럼 복귀 불변식·개입 효과 원장으로 구성된 판단층을 구현한다.</w:t>
+      </w:r>
+    </w:p>
+    <w:p>
+      <w:pPr>
+        <w:spacing w:lineRule="auto" w:line="480" w:before="0" w:after="0"/>
+        <w:ind w:firstLine="425"/>
+        <w:jc w:val="both"/>
+      </w:pPr>
+      <w:r>
+        <w:rPr>
+          <w:rFonts w:ascii="신명조" w:hAnsi="신명조" w:eastAsia="신명조"/>
+          <w:b w:val="0"/>
+          <w:sz w:val="21"/>
+        </w:rPr>
+        <w:t>7) 불규칙 요철, 계단, 빈약 보상의 3개 설정 × 시드 3개에서 코치 없는 PPO와 LLM-PPO를 동일 시드 짝 비교로 검정하고, 동일 판단층 위에서 무작위·언덕오르기 코치를 대조군으로 두어 LLM의 기여를 분리한다.</w:t>
+      </w:r>
+    </w:p>
+    <w:p>
+      <w:pPr>
+        <w:spacing w:lineRule="auto" w:line="480" w:before="0" w:after="0"/>
+        <w:ind w:firstLine="425"/>
+        <w:jc w:val="both"/>
+      </w:pPr>
+      <w:r>
+        <w:rPr>
+          <w:rFonts w:ascii="신명조" w:hAnsi="신명조" w:eastAsia="신명조"/>
+          <w:b w:val="0"/>
+          <w:sz w:val="21"/>
+        </w:rPr>
+        <w:t>8) 코치의 프롬프트와 판단층 설정을 하나의 버전으로 다루어, 측정 결과에 근거하여 다음 버전을 제안·검정·채택하는 자가 진화 절차를 구축하고 그 채택·기각 이력을 보고한다.</w:t>
+      </w:r>
+    </w:p>
+    <w:p>
+      <w:pPr>
         <w:spacing w:lineRule="auto" w:line="480" w:before="360" w:after="160"/>
         <w:jc w:val="center"/>
       </w:pPr>
@@ -1433,7 +1537,7 @@
           <w:b w:val="0"/>
           <w:sz w:val="21"/>
         </w:rPr>
-        <w:t>본 연구는 강화학습 알고리즘 6종을 독립 변수의 한 축으로, 지형 3종을 다른 한 축으로 하는 요인 설계(factorial design)를 채택하였다. 알고리즘과 지형의 각 조합에 대하여 무작위 시드를 달리한 3회의 독립 학습을 수행하였으며, 학습된 정책은 학습에 사용되지 않은 평가 시드 아래 결정론적으로 구동하여 관찰 항목을 측정하였다. 전체 절차는 실험 환경 구축, 알고리즘 구현 및 검증, 본 학습, 평가, 통계 분석의 순으로 진행되었고, 모든 실험 조건은 계층적 설정 파일로 기록되어 임의 조합의 재현이 가능하도록 하였다.</w:t>
+        <w:t>본 연구는 강화학습 알고리즘 6종을 독립 변수의 한 축으로, 지형 3종을 다른 한 축으로 하는 요인 설계(factorial design)를 채택하였다. 알고리즘과 지형의 각 조합에 대하여 무작위 시드를 달리한 3회의 독립 학습을 수행하였으며, 학습된 정책은 학습에 사용되지 않은 평가 시드 아래 결정론적으로 구동하여 관찰 항목을 측정하였다. 전체 절차는 실험 환경 구축, 알고리즘 구현 및 검증, 본 학습, 평가, 통계 분석의 순으로 진행되었고, 모든 실험 조건은 계층적 설정 파일로 기록되어 임의 조합의 재현이 가능하도록 하였다. 본 장의 2절과 3절은 알고리즘 비교 실험(제1부)의 재료와 방법을, 4절은 그 결과에 기초하여 PPO를 대상으로 수행한 LLM 보상 코치 실험(제2부)의 재료와 방법을 기술한다.</w:t>
       </w:r>
     </w:p>
     <w:p>
@@ -1756,6 +1860,1055 @@
     </w:p>
     <w:p>
       <w:pPr>
+        <w:spacing w:lineRule="auto" w:line="480" w:before="240" w:after="160"/>
+        <w:jc w:val="left"/>
+      </w:pPr>
+      <w:r>
+        <w:rPr>
+          <w:rFonts w:ascii="신명조" w:hAnsi="신명조" w:eastAsia="신명조"/>
+          <w:b/>
+          <w:sz w:val="24"/>
+        </w:rPr>
+        <w:t>4. LLM 보상 코치 연구</w:t>
+      </w:r>
+    </w:p>
+    <w:p>
+      <w:pPr>
+        <w:spacing w:lineRule="auto" w:line="480" w:before="240" w:after="160"/>
+        <w:jc w:val="left"/>
+      </w:pPr>
+      <w:r>
+        <w:rPr>
+          <w:rFonts w:ascii="신명조" w:hAnsi="신명조" w:eastAsia="신명조"/>
+          <w:b/>
+          <w:sz w:val="22"/>
+        </w:rPr>
+        <w:t>A. 설계 개요</w:t>
+      </w:r>
+    </w:p>
+    <w:p>
+      <w:pPr>
+        <w:spacing w:lineRule="auto" w:line="480" w:before="0" w:after="0"/>
+        <w:ind w:firstLine="425"/>
+        <w:jc w:val="both"/>
+      </w:pPr>
+      <w:r>
+        <w:rPr>
+          <w:rFonts w:ascii="신명조" w:hAnsi="신명조" w:eastAsia="신명조"/>
+          <w:b w:val="0"/>
+          <w:sz w:val="21"/>
+        </w:rPr>
+        <w:t>제2부는 알고리즘을 PPO로 고정하고 코치 조건을 독립 변수로 하는 짝 설계(paired design)를 채택하였다. PPO는 제1부에서 평지·계단의 시드 간 재현성과 벽시계 학습 효율이 가장 높아 보상 설계의 효과를 알고리즘 변동과 분리하기에 적합하였다. 코치 조건은 코치 없음(PPO), LLM 코치(LLM-PPO), 그리고 LLM 없이 같은 개입 주기·범위·판단층을 쓰는 무작위 코치와 언덕오르기 코치의 4수준이며, 각 조건은 동일한 무작위 시드(0, 1, 2)로 학습하여 (설정, 시드) 쌍 단위로 비교하였다. 설정은 불규칙 요철 지형 상급(요철 높이 8 cm)과 계단 중급(단 높이 12 cm)의 2개 험지에 제1부와 동일한 보상을 적용한 2개 설정, 그리고 요철 지형 중급(5 cm)에 보행이 학습되지 않도록 고의로 빈약하게 설계한 보상(에너지 벌점을 80배 강화하고 유각기 지속 보상과 방향 벌점을 제거하여 정지가 최적이 되는 보상)을 적용한 1개 설정의 합계 3개로 하였다. 세 번째 설정은 코치가 결함 있는 보상을 학습 도중 복구할 수 있는지를 보는 보상 복구 실험이다.</w:t>
+      </w:r>
+    </w:p>
+    <w:p>
+      <w:pPr>
+        <w:spacing w:lineRule="auto" w:line="480" w:before="240" w:after="160"/>
+        <w:jc w:val="left"/>
+      </w:pPr>
+      <w:r>
+        <w:rPr>
+          <w:rFonts w:ascii="신명조" w:hAnsi="신명조" w:eastAsia="신명조"/>
+          <w:b/>
+          <w:sz w:val="22"/>
+        </w:rPr>
+        <w:t>B. 실험 장비와 학습 예산</w:t>
+      </w:r>
+    </w:p>
+    <w:p>
+      <w:pPr>
+        <w:spacing w:lineRule="auto" w:line="480" w:before="0" w:after="0"/>
+        <w:ind w:firstLine="425"/>
+        <w:jc w:val="both"/>
+      </w:pPr>
+      <w:r>
+        <w:rPr>
+          <w:rFonts w:ascii="신명조" w:hAnsi="신명조" w:eastAsia="신명조"/>
+          <w:b w:val="0"/>
+          <w:sz w:val="21"/>
+        </w:rPr>
+        <w:t>제2부는 4장의 GPU(GeForce RTX 4090 24 GB, NVIDIA, 미국)를 갖춘 연구실 서버에서 수행하였다. 3장은 LLM 추론 전용으로, 1장은 물리 시뮬레이션 전용으로 배정하여 시뮬레이션 GPU에서 학습 3개를 동시에 진행하였다. 시뮬레이션은 Isaac Sim 4.5 / Isaac Lab 2.1.1로 하였고 환경 수 4,096, 학습 예산 4×10⁷ 스텝, 정책 평가 간격 1×10⁶ 스텝으로 하였다. 정책 평가는 초기 상태를 고정한 256개 환경의 첫 에피소드(5 m 주행로, 20초 제한)에 대한 결정론적 구동으로 하였으며, 학습 시드와 무관한 고정 평가이므로 조건 간 직접 비교가 가능하다. 최종 성적은 학습 종료 시점의 동일 평가로 얻었다. PPO의 적응형 KL 벌점 계수는 재현성 확보를 위하여 [2⁻⁶, 8]의 범위로 유계하고, 미니배치 KL 발산에 의한 조기 종료는 미니배치 평균 KL로 판정하도록 하였다(범위 하한이 없을 때 계수가 10⁻³⁰ 수준으로 소실되어 사실상 KL 제약이 꺼지는 현상을 예비 실험에서 관찰하였다).</w:t>
+      </w:r>
+    </w:p>
+    <w:p>
+      <w:pPr>
+        <w:spacing w:lineRule="auto" w:line="480" w:before="240" w:after="160"/>
+        <w:jc w:val="left"/>
+      </w:pPr>
+      <w:r>
+        <w:rPr>
+          <w:rFonts w:ascii="신명조" w:hAnsi="신명조" w:eastAsia="신명조"/>
+          <w:b/>
+          <w:sz w:val="22"/>
+        </w:rPr>
+        <w:t>C. 코치의 구조</w:t>
+      </w:r>
+    </w:p>
+    <w:p>
+      <w:pPr>
+        <w:spacing w:lineRule="auto" w:line="480" w:before="0" w:after="0"/>
+        <w:ind w:firstLine="425"/>
+        <w:jc w:val="both"/>
+      </w:pPr>
+      <w:r>
+        <w:rPr>
+          <w:rFonts w:ascii="신명조" w:hAnsi="신명조" w:eastAsia="신명조"/>
+          <w:b w:val="0"/>
+          <w:sz w:val="21"/>
+        </w:rPr>
+        <w:t>코치는 학습 루프 바깥의 외부 루프로서, 준비 기간 2×10⁶ 스텝 이후 2×10⁶ 스텝마다 다음 절차를 수행한다. (1) 보고：직전 평가의 성능 지표(성공률, 전진 속도, 전복 빈도, 운반 비용 등), 보상 성분별 기여도, 보행 기술자(유각기 시간, 접촉 패턴), PPO 학습 통계(KL 발산, 엔트로피, 절단 비율, 학습률), 목적함수 J의 궤적과 잡음 추정치, 개입 이력과 그 효과, 학습곡선 적합에 의한 예산 말 예상 J, 항별 개선 여지(headroom)를 하나의 문서로 정리한다. (2) 제안：코치가 보고서를 읽고 조정 대상 파라미터 최대 3개의 새 값, 진단, 예상 ΔJ를 구조화된 JSON으로 제안한다. 조정 대상은 보상 성분 가중치 11개(속도 추종의 지령 속도 포함), 유각기 목표 시간, 그리고 PPO의 학습률과 엔트로피 계수이며, 각 파라미터에는 부호를 넘지 않는 유계 범위와 개입당 변화 한도(선형 ±30%, 로그 척도 ×/÷3)가 부여된다. (3) 검증：판단층이 제안을 범위·한도·단계 규칙에 따라 절단 또는 기각한 뒤 적용한다. (4) 판정：다음 평가에서 J의 변화를 검정하여 손상이면 정책과 파라미터를 개입 직전 상태로 롤백한다. 모든 보고서, 제안 원문, 판정은 실행별 기록 파일에 남긴다.</w:t>
+      </w:r>
+    </w:p>
+    <w:p>
+      <w:pPr>
+        <w:spacing w:lineRule="auto" w:line="480" w:before="240" w:after="160"/>
+        <w:jc w:val="left"/>
+      </w:pPr>
+      <w:r>
+        <w:rPr>
+          <w:rFonts w:ascii="신명조" w:hAnsi="신명조" w:eastAsia="신명조"/>
+          <w:b/>
+          <w:sz w:val="22"/>
+        </w:rPr>
+        <w:t>D. 판단층</w:t>
+      </w:r>
+    </w:p>
+    <w:p>
+      <w:pPr>
+        <w:spacing w:lineRule="auto" w:line="480" w:before="0" w:after="0"/>
+        <w:ind w:firstLine="425"/>
+        <w:jc w:val="both"/>
+      </w:pPr>
+      <w:r>
+        <w:rPr>
+          <w:rFonts w:ascii="신명조" w:hAnsi="신명조" w:eastAsia="신명조"/>
+          <w:b w:val="0"/>
+          <w:sz w:val="21"/>
+        </w:rPr>
+        <w:t>판단층은 코치의 종류(LLM, 무작위, 언덕오르기)와 무관하게 공유되며 다음 장치로 구성된다. 1) 잡음 인지 롤백：평가 k의 관측 J_k=J*_k+ε_k로 보고, 측정 분산(성공률의 이항 표준오차와 속도의 표준오차의 가중 결합)과 공정 잡음(J 궤적의 2차 차분에 대한 중앙절대편차 추정)의 최댓값을 σ로 하여 허용치 τ=min{max(0.05, 2√2σ), 0.3}을 정한다. ΔJ&lt;−τ이면 롤백하고, −τ≤ΔJ&lt;−0.5τ의 모호 구간이면 새 에피소드로 1회 확인 재평가한 풀링 평균으로 재판정한다. 최선 정책은 연속 2회 평가의 평균이 최대인 시점으로 정의하고, 한 스냅샷의 복원은 1회로 제한하며 롤백 후 1회의 개입 기회를 건너뛴다. 2) 추세 제거 효과 귀속과 원장：개입 전 4회 평가의 선형 추세를 뺀 순효과 (J_after−J_before)−β̂Δt를 (파라미터, 방향)별로 정규-정규 갱신하여 사후분포로 유지하고 보고서에 제시한다. 보상 가중치 이동은 3회 이상 관측에서 원장이 음의 효과로 판정하면 판단층이 기각한다(원장 거부권). 커리큘럼 레버의 효과는 직후 평가가 구조적으로 음으로 치우치므로 2회 보고 뒤의 값으로 원장에 기입한다(정착 효과). 3) 단계 스케줄：예산의 50%까지는 탐색, 50~85%는 원장에 증거가 있는 이동을 우선하는 활용, 85% 이후는 보상 변경을 동결하고 커리큘럼 레버와 학습률만 허용하는 공고화 단계로 한다. 4) 커리큘럼 복귀 불변식과 잠금：지령 속도는 과제의 난이도를 정의하므로, 코치가 초기에 낮춘 지령 속도는 진행률 50% 이후 최근 2회 보고의 성공률이 0.3 이상이면 판단층이 기준값까지 단계적으로 되올리고(복귀 불변식), 복귀 단계에서는 어떤 코치도 이를 다시 낮출 수 없다(커리큘럼 잠금). 5) 항별 개선 여지：속도항은 관측된 (지령, 측정) 쌍으로 추정한 추종률로 상한을 계산하여 코치에게 각 파라미터가 J에 줄 수 있는 최대 이득을 수치로 제시한다.</w:t>
+      </w:r>
+    </w:p>
+    <w:p>
+      <w:pPr>
+        <w:spacing w:lineRule="auto" w:line="480" w:before="240" w:after="160"/>
+        <w:jc w:val="left"/>
+      </w:pPr>
+      <w:r>
+        <w:rPr>
+          <w:rFonts w:ascii="신명조" w:hAnsi="신명조" w:eastAsia="신명조"/>
+          <w:b/>
+          <w:sz w:val="22"/>
+        </w:rPr>
+        <w:t>E. LLM 코치와 실행 간 플레이북</w:t>
+      </w:r>
+    </w:p>
+    <w:p>
+      <w:pPr>
+        <w:spacing w:lineRule="auto" w:line="480" w:before="0" w:after="0"/>
+        <w:ind w:firstLine="425"/>
+        <w:jc w:val="both"/>
+      </w:pPr>
+      <w:r>
+        <w:rPr>
+          <w:rFonts w:ascii="신명조" w:hAnsi="신명조" w:eastAsia="신명조"/>
+          <w:b w:val="0"/>
+          <w:sz w:val="21"/>
+        </w:rPr>
+        <w:t>LLM 코치는 시스템 프롬프트(과제·성분·파라미터 표·규칙)와 사용자 프롬프트(보고서)의 두 템플릿으로 보고서를 구성하고, 응답 JSON을 스키마로 검증하여 실패 시 해당 개입을 폐기한다. LLM 추론은 외부 API를 사용하지 않고 공개 가중치 모델 Qwen3.8-27B25)(4비트 양자화, 다중 토큰 예측 디코딩)를 GPU 3장에 1장당 1개의 독립 서버로 구동하여 수행하였으며, 응답 지연(41~87초)은 같은 GPU에서 동시에 학습되는 다른 두 실행이 흡수하므로 학습 처리량 손실은 없었다. 코치의 증거는 기본적으로 현재 실행 안에서만 계산되므로, 완료된 모든 코치 실행에서 정책이 성공률 0에서 벗어난 시점과 그 전에 적용된 (파라미터, 방향) 이동, 보행 중 각 이동의 유지·롤백과 순효과를 색인한 플레이북을 매 배치 전에 재구성하여 보고서에 같은 과제의 실행 간 증거로 제시하였다.</w:t>
+      </w:r>
+    </w:p>
+    <w:p>
+      <w:pPr>
+        <w:spacing w:lineRule="auto" w:line="480" w:before="240" w:after="160"/>
+        <w:jc w:val="left"/>
+      </w:pPr>
+      <w:r>
+        <w:rPr>
+          <w:rFonts w:ascii="신명조" w:hAnsi="신명조" w:eastAsia="신명조"/>
+          <w:b/>
+          <w:sz w:val="22"/>
+        </w:rPr>
+        <w:t>F. 무작위·언덕오르기 대조군</w:t>
+      </w:r>
+    </w:p>
+    <w:p>
+      <w:pPr>
+        <w:spacing w:lineRule="auto" w:line="480" w:before="0" w:after="0"/>
+        <w:ind w:firstLine="425"/>
+        <w:jc w:val="both"/>
+      </w:pPr>
+      <w:r>
+        <w:rPr>
+          <w:rFonts w:ascii="신명조" w:hAnsi="신명조" w:eastAsia="신명조"/>
+          <w:b w:val="0"/>
+          <w:sz w:val="21"/>
+        </w:rPr>
+        <w:t>LLM의 기여를 개입 예산 자체의 효과와 분리하기 위하여 같은 개입 주기·파라미터 범위·변화 한도·판단층(잠금, 원장 거부권, 정착 효과 포함)을 공유하되 제안 규칙만 다른 두 대조군을 두었다. 무작위 코치는 매 개입에서 파라미터 3개를 무작위로 골라 한도 내 균등 분포로 이동시키고, 언덕오르기 코치는 파라미터를 순환하며 한 번에 하나를 이동시키는 (1+1) 진화 전략으로서 개선된 이동은 같은 방향을 반복하고 개선되지 않은 이동은 되돌린 뒤 방향을 바꾼다. 두 대조군은 LLM 코치와 정확히 같은 목적함수 되먹임을 받는다.</w:t>
+      </w:r>
+    </w:p>
+    <w:p>
+      <w:pPr>
+        <w:spacing w:lineRule="auto" w:line="480" w:before="240" w:after="160"/>
+        <w:jc w:val="left"/>
+      </w:pPr>
+      <w:r>
+        <w:rPr>
+          <w:rFonts w:ascii="신명조" w:hAnsi="신명조" w:eastAsia="신명조"/>
+          <w:b/>
+          <w:sz w:val="22"/>
+        </w:rPr>
+        <w:t>G. 코치 버전의 자가 진화</w:t>
+      </w:r>
+    </w:p>
+    <w:p>
+      <w:pPr>
+        <w:spacing w:lineRule="auto" w:line="480" w:before="0" w:after="0"/>
+        <w:ind w:firstLine="425"/>
+        <w:jc w:val="both"/>
+      </w:pPr>
+      <w:r>
+        <w:rPr>
+          <w:rFonts w:ascii="신명조" w:hAnsi="신명조" w:eastAsia="신명조"/>
+          <w:b w:val="0"/>
+          <w:sz w:val="21"/>
+        </w:rPr>
+        <w:t>코치의 프롬프트 템플릿과 판단층 설정을 하나의 버전으로 관리하고, 세대마다 현 버전(인컴번트)과 후보 버전을 같은 3개 설정 × 3개 시드에서 학습하여 (설정, 시드) 쌍별 최종 J의 차이 ΔJ로 판정하였다. 채택 기준은 사전 등록하였다：단측 짝 t-검정 p≤0.2, 어느 설정의 평균 ΔJ도 −0.05 미만이 아닐 것, 유효 쌍 6개 이상. 후보는 메타 LLM(코치와 같은 모델)이 인컴번트의 측정 결과, 개입 진단, 예측 보정치, 정체 실행 요약을 읽고 제안하되, 자리표시자·파라미터 이름·범위를 검증한 뒤에만 버전이 되고 코드 변경 제안은 사람이 검토한다. 후보가 판단층 설정을 명시하지 않으면 인컴번트의 설정을 상속한다. 각 버전의 채택·기각과 근거는 변경 기록으로 남겼으며, 사람이 직접 작성한 버전(플레이북 도입, 커리큘럼 잠금)도 같은 절차로 판정하였다.</w:t>
+      </w:r>
+    </w:p>
+    <w:p>
+      <w:pPr>
+        <w:spacing w:lineRule="auto" w:line="480" w:before="240" w:after="160"/>
+        <w:jc w:val="left"/>
+      </w:pPr>
+      <w:r>
+        <w:rPr>
+          <w:rFonts w:ascii="신명조" w:hAnsi="신명조" w:eastAsia="신명조"/>
+          <w:b/>
+          <w:sz w:val="22"/>
+        </w:rPr>
+        <w:t>H. 관찰 항목</w:t>
+      </w:r>
+    </w:p>
+    <w:p>
+      <w:pPr>
+        <w:spacing w:lineRule="auto" w:line="480" w:before="0" w:after="0"/>
+        <w:ind w:firstLine="425"/>
+        <w:jc w:val="both"/>
+      </w:pPr>
+      <w:r>
+        <w:rPr>
+          <w:rFonts w:ascii="신명조" w:hAnsi="신명조" w:eastAsia="신명조"/>
+          <w:b w:val="0"/>
+          <w:sz w:val="21"/>
+        </w:rPr>
+        <w:t>제1부의 관찰 항목(전진 속도, 성공률, 경로 효율, 전복 빈도, 자세 요동, 운반 비용)에 더하여 목적함수 J, 성공률 0.5 최초 도달 스텝 수(학습 속도), 그리고 코치 실행에 한하여 개입 수, 롤백 수, 최초 보고 시점의 개입 조합과 성공률 0 탈출 여부, 코치의 ΔJ 예측 부호 정확도를 기록하였다.</w:t>
+      </w:r>
+    </w:p>
+    <w:p>
+      <w:pPr>
+        <w:spacing w:lineRule="auto" w:line="480" w:before="240" w:after="160"/>
+        <w:jc w:val="left"/>
+      </w:pPr>
+      <w:r>
+        <w:rPr>
+          <w:rFonts w:ascii="신명조" w:hAnsi="신명조" w:eastAsia="신명조"/>
+          <w:b/>
+          <w:sz w:val="22"/>
+        </w:rPr>
+        <w:t>I. 자료 분석 기법</w:t>
+      </w:r>
+    </w:p>
+    <w:p>
+      <w:pPr>
+        <w:spacing w:lineRule="auto" w:line="480" w:before="0" w:after="0"/>
+        <w:ind w:firstLine="425"/>
+        <w:jc w:val="both"/>
+      </w:pPr>
+      <w:r>
+        <w:rPr>
+          <w:rFonts w:ascii="신명조" w:hAnsi="신명조" w:eastAsia="신명조"/>
+          <w:b w:val="0"/>
+          <w:sz w:val="21"/>
+        </w:rPr>
+        <w:t>조건 간 비교는 (설정, 시드) 쌍의 ΔJ에 대한 짝 t-검정을 주 검정으로 하고, 정규성 가정에 의존하지 않는 Wilcoxon 부호순위 검정23)을 병기하였다. 설정별(n=3)과 3개 설정을 통합한 전체(n=9)에 대하여 평균±표준편차, ΔJ의 95% 신뢰구간, 짝 Cohen’s d를 보고하였고, 빈약 보상 설정의 성공률 0 탈출 여부와 같은 이진 결과는 Fisher 정확검정으로 검정하였다. 시드 3개의 설정별 검정은 검정력이 낮으므로 결론은 통합 검정과 효과크기에 근거하며, 설정별 값은 효과의 방향과 크기를 기술하는 용도로 제한하였다.</w:t>
+      </w:r>
+    </w:p>
+    <w:p>
+      <w:pPr>
+        <w:spacing w:lineRule="auto" w:line="480" w:before="360" w:after="160"/>
+        <w:jc w:val="center"/>
+      </w:pPr>
+      <w:r>
+        <w:rPr>
+          <w:rFonts w:ascii="신명조" w:hAnsi="신명조" w:eastAsia="신명조"/>
+          <w:b/>
+          <w:sz w:val="28"/>
+        </w:rPr>
+        <w:t>Ⅳ. 연구성적</w:t>
+      </w:r>
+    </w:p>
+    <w:p>
+      <w:pPr>
+        <w:spacing w:lineRule="auto" w:line="480" w:before="240" w:after="160"/>
+        <w:jc w:val="left"/>
+      </w:pPr>
+      <w:r>
+        <w:rPr>
+          <w:rFonts w:ascii="신명조" w:hAnsi="신명조" w:eastAsia="신명조"/>
+          <w:b/>
+          <w:sz w:val="24"/>
+        </w:rPr>
+        <w:t>1. 강화학습 알고리즘 비교</w:t>
+      </w:r>
+    </w:p>
+    <w:p>
+      <w:pPr>
+        <w:spacing w:lineRule="auto" w:line="480" w:before="240" w:after="160"/>
+        <w:jc w:val="left"/>
+      </w:pPr>
+      <w:r>
+        <w:rPr>
+          <w:rFonts w:ascii="신명조" w:hAnsi="신명조" w:eastAsia="신명조"/>
+          <w:b/>
+          <w:sz w:val="22"/>
+        </w:rPr>
+        <w:t>A. 지형별 최종 성능</w:t>
+      </w:r>
+    </w:p>
+    <w:p>
+      <w:pPr>
+        <w:spacing w:lineRule="auto" w:line="480" w:before="0" w:after="0"/>
+        <w:ind w:firstLine="425"/>
+        <w:jc w:val="both"/>
+      </w:pPr>
+      <w:r>
+        <w:rPr>
+          <w:rFonts w:ascii="신명조" w:hAnsi="신명조" w:eastAsia="신명조"/>
+          <w:b w:val="0"/>
+          <w:sz w:val="21"/>
+        </w:rPr>
+        <w:t>[Table 1. Final Performance of Six RL Algorithms on Three Terrains — tables/table1_final_performance.csv]</w:t>
+      </w:r>
+    </w:p>
+    <w:p>
+      <w:pPr>
+        <w:spacing w:lineRule="auto" w:line="480" w:before="0" w:after="0"/>
+        <w:ind w:firstLine="425"/>
+        <w:jc w:val="both"/>
+      </w:pPr>
+      <w:r>
+        <w:rPr>
+          <w:rFonts w:ascii="신명조" w:hAnsi="신명조" w:eastAsia="신명조"/>
+          <w:b w:val="0"/>
+          <w:sz w:val="21"/>
+        </w:rPr>
+        <w:t>[Fig. 2. Forward Velocity and Success Rate by Terrain — figures/fig2_velocity_success]</w:t>
+      </w:r>
+    </w:p>
+    <w:p>
+      <w:pPr>
+        <w:spacing w:lineRule="auto" w:line="480" w:before="240" w:after="160"/>
+        <w:jc w:val="left"/>
+      </w:pPr>
+      <w:r>
+        <w:rPr>
+          <w:rFonts w:ascii="신명조" w:hAnsi="신명조" w:eastAsia="신명조"/>
+          <w:b/>
+          <w:sz w:val="22"/>
+        </w:rPr>
+        <w:t>B. 통계 검정</w:t>
+      </w:r>
+    </w:p>
+    <w:p>
+      <w:pPr>
+        <w:spacing w:lineRule="auto" w:line="480" w:before="0" w:after="0"/>
+        <w:ind w:firstLine="425"/>
+        <w:jc w:val="both"/>
+      </w:pPr>
+      <w:r>
+        <w:rPr>
+          <w:rFonts w:ascii="신명조" w:hAnsi="신명조" w:eastAsia="신명조"/>
+          <w:b w:val="0"/>
+          <w:sz w:val="21"/>
+        </w:rPr>
+        <w:t>[Table 2. ANOVA, Tukey HSD and Effect Sizes — tables/table2_statistics.csv]</w:t>
+      </w:r>
+    </w:p>
+    <w:p>
+      <w:pPr>
+        <w:spacing w:lineRule="auto" w:line="480" w:before="240" w:after="160"/>
+        <w:jc w:val="left"/>
+      </w:pPr>
+      <w:r>
+        <w:rPr>
+          <w:rFonts w:ascii="신명조" w:hAnsi="신명조" w:eastAsia="신명조"/>
+          <w:b/>
+          <w:sz w:val="22"/>
+        </w:rPr>
+        <w:t>C. 학습 곡선과 학습 효율</w:t>
+      </w:r>
+    </w:p>
+    <w:p>
+      <w:pPr>
+        <w:spacing w:lineRule="auto" w:line="480" w:before="0" w:after="0"/>
+        <w:ind w:firstLine="425"/>
+        <w:jc w:val="both"/>
+      </w:pPr>
+      <w:r>
+        <w:rPr>
+          <w:rFonts w:ascii="신명조" w:hAnsi="신명조" w:eastAsia="신명조"/>
+          <w:b w:val="0"/>
+          <w:sz w:val="21"/>
+        </w:rPr>
+        <w:t>[Fig. 1. Learning Curves — figures/fig1_learning_curves]</w:t>
+      </w:r>
+    </w:p>
+    <w:p>
+      <w:pPr>
+        <w:spacing w:lineRule="auto" w:line="480" w:before="0" w:after="0"/>
+        <w:ind w:firstLine="425"/>
+        <w:jc w:val="both"/>
+      </w:pPr>
+      <w:r>
+        <w:rPr>
+          <w:rFonts w:ascii="신명조" w:hAnsi="신명조" w:eastAsia="신명조"/>
+          <w:b w:val="0"/>
+          <w:sz w:val="21"/>
+        </w:rPr>
+        <w:t>[Table 3. Learning Efficiency：Samples and Wall-Clock Time to Threshold — tables/table3_learning_efficiency.csv]</w:t>
+      </w:r>
+    </w:p>
+    <w:p>
+      <w:pPr>
+        <w:spacing w:lineRule="auto" w:line="480" w:before="0" w:after="0"/>
+        <w:ind w:firstLine="425"/>
+        <w:jc w:val="both"/>
+      </w:pPr>
+      <w:r>
+        <w:rPr>
+          <w:rFonts w:ascii="신명조" w:hAnsi="신명조" w:eastAsia="신명조"/>
+          <w:b w:val="0"/>
+          <w:sz w:val="21"/>
+        </w:rPr>
+        <w:t>[Fig. 4. Learning Efficiency — figures/fig4_learning_efficiency]</w:t>
+      </w:r>
+    </w:p>
+    <w:p>
+      <w:pPr>
+        <w:spacing w:lineRule="auto" w:line="480" w:before="240" w:after="160"/>
+        <w:jc w:val="left"/>
+      </w:pPr>
+      <w:r>
+        <w:rPr>
+          <w:rFonts w:ascii="신명조" w:hAnsi="신명조" w:eastAsia="신명조"/>
+          <w:b/>
+          <w:sz w:val="22"/>
+        </w:rPr>
+        <w:t>D. 시드 간 재현성</w:t>
+      </w:r>
+    </w:p>
+    <w:p>
+      <w:pPr>
+        <w:spacing w:lineRule="auto" w:line="480" w:before="0" w:after="0"/>
+        <w:ind w:firstLine="425"/>
+        <w:jc w:val="both"/>
+      </w:pPr>
+      <w:r>
+        <w:rPr>
+          <w:rFonts w:ascii="신명조" w:hAnsi="신명조" w:eastAsia="신명조"/>
+          <w:b w:val="0"/>
+          <w:sz w:val="21"/>
+        </w:rPr>
+        <w:t>[Fig. 3. Seed Reliability — figures/fig3_seed_reliability]</w:t>
+      </w:r>
+    </w:p>
+    <w:p>
+      <w:pPr>
+        <w:spacing w:lineRule="auto" w:line="480" w:before="240" w:after="160"/>
+        <w:jc w:val="left"/>
+      </w:pPr>
+      <w:r>
+        <w:rPr>
+          <w:rFonts w:ascii="신명조" w:hAnsi="신명조" w:eastAsia="신명조"/>
+          <w:b/>
+          <w:sz w:val="22"/>
+        </w:rPr>
+        <w:t>E. 지형 난이도 스케일링</w:t>
+      </w:r>
+    </w:p>
+    <w:p>
+      <w:pPr>
+        <w:spacing w:lineRule="auto" w:line="480" w:before="0" w:after="0"/>
+        <w:ind w:firstLine="425"/>
+        <w:jc w:val="both"/>
+      </w:pPr>
+      <w:r>
+        <w:rPr>
+          <w:rFonts w:ascii="신명조" w:hAnsi="신명조" w:eastAsia="신명조"/>
+          <w:b w:val="0"/>
+          <w:sz w:val="21"/>
+        </w:rPr>
+        <w:t>[Table 4. Difficulty Scaling — tables/table4_difficulty_scaling.csv]</w:t>
+      </w:r>
+    </w:p>
+    <w:p>
+      <w:pPr>
+        <w:spacing w:lineRule="auto" w:line="480" w:before="0" w:after="0"/>
+        <w:ind w:firstLine="425"/>
+        <w:jc w:val="both"/>
+      </w:pPr>
+      <w:r>
+        <w:rPr>
+          <w:rFonts w:ascii="신명조" w:hAnsi="신명조" w:eastAsia="신명조"/>
+          <w:b w:val="0"/>
+          <w:sz w:val="21"/>
+        </w:rPr>
+        <w:t>[Fig. 6. Difficulty Scaling — figures/fig6_difficulty_scaling]</w:t>
+      </w:r>
+    </w:p>
+    <w:p>
+      <w:pPr>
+        <w:spacing w:lineRule="auto" w:line="480" w:before="240" w:after="160"/>
+        <w:jc w:val="left"/>
+      </w:pPr>
+      <w:r>
+        <w:rPr>
+          <w:rFonts w:ascii="신명조" w:hAnsi="신명조" w:eastAsia="신명조"/>
+          <w:b/>
+          <w:sz w:val="22"/>
+        </w:rPr>
+        <w:t>F. DDPG 실패 기전의 분해</w:t>
+      </w:r>
+    </w:p>
+    <w:p>
+      <w:pPr>
+        <w:spacing w:lineRule="auto" w:line="480" w:before="0" w:after="0"/>
+        <w:ind w:firstLine="425"/>
+        <w:jc w:val="both"/>
+      </w:pPr>
+      <w:r>
+        <w:rPr>
+          <w:rFonts w:ascii="신명조" w:hAnsi="신명조" w:eastAsia="신명조"/>
+          <w:b w:val="0"/>
+          <w:sz w:val="21"/>
+        </w:rPr>
+        <w:t>[Fig. 5. DDPG Failure Decomposition — figures/fig5_ddpg_failure_decomposition]</w:t>
+      </w:r>
+    </w:p>
+    <w:p>
+      <w:pPr>
+        <w:spacing w:lineRule="auto" w:line="480" w:before="240" w:after="160"/>
+        <w:jc w:val="left"/>
+      </w:pPr>
+      <w:r>
+        <w:rPr>
+          <w:rFonts w:ascii="신명조" w:hAnsi="신명조" w:eastAsia="신명조"/>
+          <w:b/>
+          <w:sz w:val="22"/>
+        </w:rPr>
+        <w:t>G. ANYmal C 이식</w:t>
+      </w:r>
+    </w:p>
+    <w:p>
+      <w:pPr>
+        <w:spacing w:lineRule="auto" w:line="480" w:before="0" w:after="0"/>
+        <w:ind w:firstLine="425"/>
+        <w:jc w:val="both"/>
+      </w:pPr>
+      <w:r>
+        <w:rPr>
+          <w:rFonts w:ascii="신명조" w:hAnsi="신명조" w:eastAsia="신명조"/>
+          <w:b w:val="0"/>
+          <w:sz w:val="21"/>
+        </w:rPr>
+        <w:t>[Table 5. Transfer of the Protocol to ANYmal C — tables/table5_anymal_transfer.csv]</w:t>
+      </w:r>
+    </w:p>
+    <w:p>
+      <w:pPr>
+        <w:spacing w:lineRule="auto" w:line="480" w:before="240" w:after="160"/>
+        <w:jc w:val="left"/>
+      </w:pPr>
+      <w:r>
+        <w:rPr>
+          <w:rFonts w:ascii="신명조" w:hAnsi="신명조" w:eastAsia="신명조"/>
+          <w:b/>
+          <w:sz w:val="24"/>
+        </w:rPr>
+        <w:t>2. LLM 보상 코치</w:t>
+      </w:r>
+    </w:p>
+    <w:p>
+      <w:pPr>
+        <w:spacing w:lineRule="auto" w:line="480" w:before="240" w:after="160"/>
+        <w:jc w:val="left"/>
+      </w:pPr>
+      <w:r>
+        <w:rPr>
+          <w:rFonts w:ascii="신명조" w:hAnsi="신명조" w:eastAsia="신명조"/>
+          <w:b/>
+          <w:sz w:val="22"/>
+        </w:rPr>
+        <w:t>A. 설정별 PPO 대 LLM-PPO</w:t>
+      </w:r>
+    </w:p>
+    <w:p>
+      <w:pPr>
+        <w:spacing w:lineRule="auto" w:line="480" w:before="0" w:after="0"/>
+        <w:ind w:firstLine="425"/>
+        <w:jc w:val="both"/>
+      </w:pPr>
+      <w:r>
+        <w:rPr>
+          <w:rFonts w:ascii="신명조" w:hAnsi="신명조" w:eastAsia="신명조"/>
+          <w:b w:val="0"/>
+          <w:sz w:val="21"/>
+        </w:rPr>
+        <w:t>[Table 6. Paired Comparison of PPO and LLM-PPO per Setting (n=3 seeds each) — J, success rate, velocity, CoT, falls/min, path efficiency, attitude, steps to success 0.5; paired Δ, p, d]</w:t>
+      </w:r>
+    </w:p>
+    <w:p>
+      <w:pPr>
+        <w:spacing w:lineRule="auto" w:line="480" w:before="240" w:after="160"/>
+        <w:jc w:val="left"/>
+      </w:pPr>
+      <w:r>
+        <w:rPr>
+          <w:rFonts w:ascii="신명조" w:hAnsi="신명조" w:eastAsia="신명조"/>
+          <w:b/>
+          <w:sz w:val="22"/>
+        </w:rPr>
+        <w:t>B. 통합 비교</w:t>
+      </w:r>
+    </w:p>
+    <w:p>
+      <w:pPr>
+        <w:spacing w:lineRule="auto" w:line="480" w:before="0" w:after="0"/>
+        <w:ind w:firstLine="425"/>
+        <w:jc w:val="both"/>
+      </w:pPr>
+      <w:r>
+        <w:rPr>
+          <w:rFonts w:ascii="신명조" w:hAnsi="신명조" w:eastAsia="신명조"/>
+          <w:b w:val="0"/>
+          <w:sz w:val="21"/>
+        </w:rPr>
+        <w:t>[Table 7. Pooled Paired Comparison over Three Settings (n=9) — Δ with 95% CI, paired t and Wilcoxon p, Cohen's d]</w:t>
+      </w:r>
+    </w:p>
+    <w:p>
+      <w:pPr>
+        <w:spacing w:lineRule="auto" w:line="480" w:before="0" w:after="0"/>
+        <w:ind w:firstLine="425"/>
+        <w:jc w:val="both"/>
+      </w:pPr>
+      <w:r>
+        <w:rPr>
+          <w:rFonts w:ascii="신명조" w:hAnsi="신명조" w:eastAsia="신명조"/>
+          <w:b w:val="0"/>
+          <w:sz w:val="21"/>
+        </w:rPr>
+        <w:t>[Fig. 7. Objective J during Training, PPO vs LLM-PPO, per Setting and Seed]</w:t>
+      </w:r>
+    </w:p>
+    <w:p>
+      <w:pPr>
+        <w:spacing w:lineRule="auto" w:line="480" w:before="240" w:after="160"/>
+        <w:jc w:val="left"/>
+      </w:pPr>
+      <w:r>
+        <w:rPr>
+          <w:rFonts w:ascii="신명조" w:hAnsi="신명조" w:eastAsia="신명조"/>
+          <w:b/>
+          <w:sz w:val="22"/>
+        </w:rPr>
+        <w:t>C. 빈약 보상의 복구</w:t>
+      </w:r>
+    </w:p>
+    <w:p>
+      <w:pPr>
+        <w:spacing w:lineRule="auto" w:line="480" w:before="0" w:after="0"/>
+        <w:ind w:firstLine="425"/>
+        <w:jc w:val="both"/>
+      </w:pPr>
+      <w:r>
+        <w:rPr>
+          <w:rFonts w:ascii="신명조" w:hAnsi="신명조" w:eastAsia="신명조"/>
+          <w:b w:val="0"/>
+          <w:sz w:val="21"/>
+        </w:rPr>
+        <w:t>[Fig. 8. Success Rate during Training under the Naive Reward, with Coach Interventions Marked]</w:t>
+      </w:r>
+    </w:p>
+    <w:p>
+      <w:pPr>
+        <w:spacing w:lineRule="auto" w:line="480" w:before="240" w:after="160"/>
+        <w:jc w:val="left"/>
+      </w:pPr>
+      <w:r>
+        <w:rPr>
+          <w:rFonts w:ascii="신명조" w:hAnsi="신명조" w:eastAsia="신명조"/>
+          <w:b/>
+          <w:sz w:val="22"/>
+        </w:rPr>
+        <w:t>D. LLM 없는 코치와의 비교</w:t>
+      </w:r>
+    </w:p>
+    <w:p>
+      <w:pPr>
+        <w:spacing w:lineRule="auto" w:line="480" w:before="0" w:after="0"/>
+        <w:ind w:firstLine="425"/>
+        <w:jc w:val="both"/>
+      </w:pPr>
+      <w:r>
+        <w:rPr>
+          <w:rFonts w:ascii="신명조" w:hAnsi="신명조" w:eastAsia="신명조"/>
+          <w:b w:val="0"/>
+          <w:sz w:val="21"/>
+        </w:rPr>
+        <w:t>[Table 8. LLM-PPO vs Random and Hill-Climbing Coaches on the Same Decision Layer (n=9 pairs) — 절제 실험 결과 대기]</w:t>
+      </w:r>
+    </w:p>
+    <w:p>
+      <w:pPr>
+        <w:spacing w:lineRule="auto" w:line="480" w:before="240" w:after="160"/>
+        <w:jc w:val="left"/>
+      </w:pPr>
+      <w:r>
+        <w:rPr>
+          <w:rFonts w:ascii="신명조" w:hAnsi="신명조" w:eastAsia="신명조"/>
+          <w:b/>
+          <w:sz w:val="22"/>
+        </w:rPr>
+        <w:t>E. 코치 버전의 진화</w:t>
+      </w:r>
+    </w:p>
+    <w:p>
+      <w:pPr>
+        <w:spacing w:lineRule="auto" w:line="480" w:before="0" w:after="0"/>
+        <w:ind w:firstLine="425"/>
+        <w:jc w:val="both"/>
+      </w:pPr>
+      <w:r>
+        <w:rPr>
+          <w:rFonts w:ascii="신명조" w:hAnsi="신명조" w:eastAsia="신명조"/>
+          <w:b w:val="0"/>
+          <w:sz w:val="21"/>
+        </w:rPr>
+        <w:t>[Table 9. Coach Versions：Change, Paired ΔJ vs Incumbent, p, Verdict — v5, v5p, v6, v7, v7p, v8, v9, v10, …]</w:t>
+      </w:r>
+    </w:p>
+    <w:p>
+      <w:pPr>
+        <w:spacing w:lineRule="auto" w:line="480" w:before="240" w:after="160"/>
+        <w:jc w:val="left"/>
+      </w:pPr>
+      <w:r>
+        <w:rPr>
+          <w:rFonts w:ascii="신명조" w:hAnsi="신명조" w:eastAsia="신명조"/>
+          <w:b/>
+          <w:sz w:val="22"/>
+        </w:rPr>
+        <w:t>F. 개입 분석</w:t>
+      </w:r>
+    </w:p>
+    <w:p>
+      <w:pPr>
+        <w:spacing w:lineRule="auto" w:line="480" w:before="0" w:after="0"/>
+        <w:ind w:firstLine="425"/>
+        <w:jc w:val="both"/>
+      </w:pPr>
+      <w:r>
+        <w:rPr>
+          <w:rFonts w:ascii="신명조" w:hAnsi="신명조" w:eastAsia="신명조"/>
+          <w:b w:val="0"/>
+          <w:sz w:val="21"/>
+        </w:rPr>
+        <w:t>[Table 10. First-Report Intervention Recipe and Escape from the Naive-Reward Floor (Fisher's exact test)]</w:t>
+      </w:r>
+    </w:p>
+    <w:p>
+      <w:pPr>
+        <w:spacing w:lineRule="auto" w:line="480" w:before="360" w:after="160"/>
+        <w:jc w:val="center"/>
+      </w:pPr>
+      <w:r>
+        <w:rPr>
+          <w:rFonts w:ascii="신명조" w:hAnsi="신명조" w:eastAsia="신명조"/>
+          <w:b/>
+          <w:sz w:val="28"/>
+        </w:rPr>
+        <w:t>Ⅴ. 고　　찰</w:t>
+      </w:r>
+    </w:p>
+    <w:p>
+      <w:pPr>
+        <w:spacing w:lineRule="auto" w:line="480" w:before="240" w:after="160"/>
+        <w:jc w:val="left"/>
+      </w:pPr>
+      <w:r>
+        <w:rPr>
+          <w:rFonts w:ascii="신명조" w:hAnsi="신명조" w:eastAsia="신명조"/>
+          <w:b/>
+          <w:sz w:val="24"/>
+        </w:rPr>
+        <w:t>1. 연구 방법의 타당성과 신뢰성</w:t>
+      </w:r>
+    </w:p>
+    <w:p>
+      <w:pPr>
+        <w:spacing w:lineRule="auto" w:line="480" w:before="0" w:after="0"/>
+        <w:ind w:firstLine="425"/>
+        <w:jc w:val="both"/>
+      </w:pPr>
+      <w:r>
+        <w:rPr>
+          <w:rFonts w:ascii="신명조" w:hAnsi="신명조" w:eastAsia="신명조"/>
+          <w:b w:val="0"/>
+          <w:sz w:val="21"/>
+        </w:rPr>
+        <w:t>[재료 선택：Unitree A1·3 지형·맹목 보행의 대표성과 한계, 시뮬레이터 단일(Isaac Lab) 검증의 비뚤림]</w:t>
+      </w:r>
+    </w:p>
+    <w:p>
+      <w:pPr>
+        <w:spacing w:lineRule="auto" w:line="480" w:before="0" w:after="0"/>
+        <w:ind w:firstLine="425"/>
+        <w:jc w:val="both"/>
+      </w:pPr>
+      <w:r>
+        <w:rPr>
+          <w:rFonts w:ascii="신명조" w:hAnsi="신명조" w:eastAsia="신명조"/>
+          <w:b w:val="0"/>
+          <w:sz w:val="21"/>
+        </w:rPr>
+        <w:t>[관찰 항목：J=성공률+0.5×속도가 전복·효율을 직접 포함하지 않는 점(계단에서 속도–전복 교환), 고정 256 환경 평가의 이점과 한계]</w:t>
+      </w:r>
+    </w:p>
+    <w:p>
+      <w:pPr>
+        <w:spacing w:lineRule="auto" w:line="480" w:before="0" w:after="0"/>
+        <w:ind w:firstLine="425"/>
+        <w:jc w:val="both"/>
+      </w:pPr>
+      <w:r>
+        <w:rPr>
+          <w:rFonts w:ascii="신명조" w:hAnsi="신명조" w:eastAsia="신명조"/>
+          <w:b w:val="0"/>
+          <w:sz w:val="21"/>
+        </w:rPr>
+        <w:t>[시드 수 3의 검정력, 통합 n=9 검정의 가정(설정 간 이질성), 코치 실험이 PPO 한 알고리즘에 한정된 점]</w:t>
+      </w:r>
+    </w:p>
+    <w:p>
+      <w:pPr>
+        <w:spacing w:lineRule="auto" w:line="480" w:before="0" w:after="0"/>
+        <w:ind w:firstLine="425"/>
+        <w:jc w:val="both"/>
+      </w:pPr>
+      <w:r>
+        <w:rPr>
+          <w:rFonts w:ascii="신명조" w:hAnsi="신명조" w:eastAsia="신명조"/>
+          <w:b w:val="0"/>
+          <w:sz w:val="21"/>
+        </w:rPr>
+        <w:t>[LLM 코치의 비결정성과 로컬 모델 양자화, 코치 로그 전량 공개에 의한 재현성]</w:t>
+      </w:r>
+    </w:p>
+    <w:p>
+      <w:pPr>
+        <w:spacing w:lineRule="auto" w:line="480" w:before="240" w:after="160"/>
+        <w:jc w:val="left"/>
+      </w:pPr>
+      <w:r>
+        <w:rPr>
+          <w:rFonts w:ascii="신명조" w:hAnsi="신명조" w:eastAsia="신명조"/>
+          <w:b/>
+          <w:sz w:val="24"/>
+        </w:rPr>
+        <w:t>2. 성적의 해석과 추론</w:t>
+      </w:r>
+    </w:p>
+    <w:p>
+      <w:pPr>
+        <w:spacing w:lineRule="auto" w:line="480" w:before="0" w:after="0"/>
+        <w:ind w:firstLine="425"/>
+        <w:jc w:val="both"/>
+      </w:pPr>
+      <w:r>
+        <w:rPr>
+          <w:rFonts w:ascii="신명조" w:hAnsi="신명조" w:eastAsia="신명조"/>
+          <w:b w:val="0"/>
+          <w:sz w:val="21"/>
+        </w:rPr>
+        <w:t>[알고리즘 비교：지형 난이도에 따른 on/off-policy 역전, DDPG 실패 기전, 표본 효율 대 벽시계 효율]</w:t>
+      </w:r>
+    </w:p>
+    <w:p>
+      <w:pPr>
+        <w:spacing w:lineRule="auto" w:line="480" w:before="0" w:after="0"/>
+        <w:ind w:firstLine="425"/>
+        <w:jc w:val="both"/>
+      </w:pPr>
+      <w:r>
+        <w:rPr>
+          <w:rFonts w:ascii="신명조" w:hAnsi="신명조" w:eastAsia="신명조"/>
+          <w:b w:val="0"/>
+          <w:sz w:val="21"/>
+        </w:rPr>
+        <w:t>[코치 효과의 원천：결정층·플레이북 대 LLM 보고별 판단(ΔJ 예측 부호 정확도 ≈0.5), 무작위·언덕오르기 대조군과의 차이]</w:t>
+      </w:r>
+    </w:p>
+    <w:p>
+      <w:pPr>
+        <w:spacing w:lineRule="auto" w:line="480" w:before="0" w:after="0"/>
+        <w:ind w:firstLine="425"/>
+        <w:jc w:val="both"/>
+      </w:pPr>
+      <w:r>
+        <w:rPr>
+          <w:rFonts w:ascii="신명조" w:hAnsi="신명조" w:eastAsia="신명조"/>
+          <w:b w:val="0"/>
+          <w:sz w:val="21"/>
+        </w:rPr>
+        <w:t>[빈약 보상 복구：최초 보고의 지령 속도 하향+에너지 벌점 완화 조리법과 플레이북의 역할]</w:t>
+      </w:r>
+    </w:p>
+    <w:p>
+      <w:pPr>
+        <w:spacing w:lineRule="auto" w:line="480" w:before="0" w:after="0"/>
+        <w:ind w:firstLine="425"/>
+        <w:jc w:val="both"/>
+      </w:pPr>
+      <w:r>
+        <w:rPr>
+          <w:rFonts w:ascii="신명조" w:hAnsi="신명조" w:eastAsia="신명조"/>
+          <w:b w:val="0"/>
+          <w:sz w:val="21"/>
+        </w:rPr>
+        <w:t>[계단：속도 이득은 있으나 성공률 불변, 커리큘럼 상향 시점(성공률 0.5~0.6)의 붕괴와 롤백]</w:t>
+      </w:r>
+    </w:p>
+    <w:p>
+      <w:pPr>
+        <w:spacing w:lineRule="auto" w:line="480" w:before="0" w:after="0"/>
+        <w:ind w:firstLine="425"/>
+        <w:jc w:val="both"/>
+      </w:pPr>
+      <w:r>
+        <w:rPr>
+          <w:rFonts w:ascii="신명조" w:hAnsi="신명조" w:eastAsia="신명조"/>
+          <w:b w:val="0"/>
+          <w:sz w:val="21"/>
+        </w:rPr>
+        <w:t>[코치 진화：채택 2·기각 3의 이력에서 판단층 개정과 프롬프트 개정의 효과 차이, 상속 결함의 교훈]</w:t>
+      </w:r>
+    </w:p>
+    <w:p>
+      <w:pPr>
+        <w:spacing w:lineRule="auto" w:line="480" w:before="240" w:after="160"/>
+        <w:jc w:val="left"/>
+      </w:pPr>
+      <w:r>
+        <w:rPr>
+          <w:rFonts w:ascii="신명조" w:hAnsi="신명조" w:eastAsia="신명조"/>
+          <w:b/>
+          <w:sz w:val="24"/>
+        </w:rPr>
+        <w:t>3. 미해석 부분과 후속 과제</w:t>
+      </w:r>
+    </w:p>
+    <w:p>
+      <w:pPr>
+        <w:spacing w:lineRule="auto" w:line="480" w:before="0" w:after="0"/>
+        <w:ind w:firstLine="425"/>
+        <w:jc w:val="both"/>
+      </w:pPr>
+      <w:r>
+        <w:rPr>
+          <w:rFonts w:ascii="신명조" w:hAnsi="신명조" w:eastAsia="신명조"/>
+          <w:b w:val="0"/>
+          <w:sz w:val="21"/>
+        </w:rPr>
+        <w:t>[계단 성공률을 높이는 커리큘럼 방향 게이트, 전복을 포함하는 목적함수, 시드 확대(n≥5)]</w:t>
+      </w:r>
+    </w:p>
+    <w:p>
+      <w:pPr>
+        <w:spacing w:lineRule="auto" w:line="480" w:before="0" w:after="0"/>
+        <w:ind w:firstLine="425"/>
+        <w:jc w:val="both"/>
+      </w:pPr>
+      <w:r>
+        <w:rPr>
+          <w:rFonts w:ascii="신명조" w:hAnsi="신명조" w:eastAsia="신명조"/>
+          <w:b w:val="0"/>
+          <w:sz w:val="21"/>
+        </w:rPr>
+        <w:t>[PyBullet/Gazebo 교차 검증(sim-to-sim gap), 다른 알고리즘(SAC)에의 코치 적용, Unitree A1 실기 전이]</w:t>
+      </w:r>
+    </w:p>
+    <w:p>
+      <w:pPr>
+        <w:spacing w:lineRule="auto" w:line="480" w:before="360" w:after="160"/>
+        <w:jc w:val="center"/>
+      </w:pPr>
+      <w:r>
+        <w:rPr>
+          <w:rFonts w:ascii="신명조" w:hAnsi="신명조" w:eastAsia="신명조"/>
+          <w:b/>
+          <w:sz w:val="28"/>
+        </w:rPr>
+        <w:t>Ⅵ. 결　　론</w:t>
+      </w:r>
+    </w:p>
+    <w:p>
+      <w:pPr>
+        <w:spacing w:lineRule="auto" w:line="480" w:before="0" w:after="0"/>
+        <w:ind w:firstLine="425"/>
+        <w:jc w:val="both"/>
+      </w:pPr>
+      <w:r>
+        <w:rPr>
+          <w:rFonts w:ascii="신명조" w:hAnsi="신명조" w:eastAsia="신명조"/>
+          <w:b w:val="0"/>
+          <w:sz w:val="21"/>
+        </w:rPr>
+        <w:t>[알고리즘 선택 지침：단일 우위 없음, 지형 난이도·배포 병목·재현성 요구에 따른 조건부 선택]</w:t>
+      </w:r>
+    </w:p>
+    <w:p>
+      <w:pPr>
+        <w:spacing w:lineRule="auto" w:line="480" w:before="0" w:after="0"/>
+        <w:ind w:firstLine="425"/>
+        <w:jc w:val="both"/>
+      </w:pPr>
+      <w:r>
+        <w:rPr>
+          <w:rFonts w:ascii="신명조" w:hAnsi="신명조" w:eastAsia="신명조"/>
+          <w:b w:val="0"/>
+          <w:sz w:val="21"/>
+        </w:rPr>
+        <w:t>[LLM 보상 코치：통계적 판단층 위에서 코치 없는 PPO보다 높은 목적함수·학습 속도·시드 신뢰성, 결함 보상의 학습 중 복구]</w:t>
+      </w:r>
+    </w:p>
+    <w:p>
+      <w:pPr>
+        <w:spacing w:lineRule="auto" w:line="480" w:before="0" w:after="0"/>
+        <w:ind w:firstLine="425"/>
+        <w:jc w:val="both"/>
+      </w:pPr>
+      <w:r>
+        <w:rPr>
+          <w:rFonts w:ascii="신명조" w:hAnsi="신명조" w:eastAsia="신명조"/>
+          <w:b w:val="0"/>
+          <w:sz w:val="21"/>
+        </w:rPr>
+        <w:t>[LLM 기여의 분리(대조군 결과에 따라 기술), 후속 제언]</w:t>
+      </w:r>
+    </w:p>
+    <w:p>
+      <w:pPr>
         <w:spacing w:lineRule="auto" w:line="480" w:before="360" w:after="160"/>
         <w:jc w:val="center"/>
       </w:pPr>
@@ -2018,6 +3171,104 @@
           <w:sz w:val="21"/>
         </w:rPr>
         <w:t>18. Cohen J. Statistical power analysis for the behavioral sciences. 2nd ed. Hillsdale, Lawrence Erlbaum Associates, 1988：19~74.</w:t>
+      </w:r>
+    </w:p>
+    <w:p>
+      <w:pPr>
+        <w:spacing w:lineRule="auto" w:line="384" w:before="0" w:after="80"/>
+        <w:jc w:val="left"/>
+      </w:pPr>
+      <w:r>
+        <w:rPr>
+          <w:rFonts w:ascii="신명조" w:hAnsi="신명조" w:eastAsia="신명조"/>
+          <w:b w:val="0"/>
+          <w:sz w:val="21"/>
+        </w:rPr>
+        <w:t>19. Ma YJ, Liang W, Wang G, et al. Eureka：human-level reward design via coding large language models. Proc Int Conf Learn Represent, 2024.</w:t>
+      </w:r>
+    </w:p>
+    <w:p>
+      <w:pPr>
+        <w:spacing w:lineRule="auto" w:line="384" w:before="0" w:after="80"/>
+        <w:jc w:val="left"/>
+      </w:pPr>
+      <w:r>
+        <w:rPr>
+          <w:rFonts w:ascii="신명조" w:hAnsi="신명조" w:eastAsia="신명조"/>
+          <w:b w:val="0"/>
+          <w:sz w:val="21"/>
+        </w:rPr>
+        <w:t>20. Yu W, Gileadi N, Fu C, et al. Language to rewards for robotic skill synthesis. Proc Conf Robot Learn, 2023, 229：374~404.</w:t>
+      </w:r>
+    </w:p>
+    <w:p>
+      <w:pPr>
+        <w:spacing w:lineRule="auto" w:line="384" w:before="0" w:after="80"/>
+        <w:jc w:val="left"/>
+      </w:pPr>
+      <w:r>
+        <w:rPr>
+          <w:rFonts w:ascii="신명조" w:hAnsi="신명조" w:eastAsia="신명조"/>
+          <w:b w:val="0"/>
+          <w:sz w:val="21"/>
+        </w:rPr>
+        <w:t>21. Xie T, Zhao S, Wu CH, et al. Text2Reward：reward shaping with language models for reinforcement learning. Proc Int Conf Learn Represent, 2024.</w:t>
+      </w:r>
+    </w:p>
+    <w:p>
+      <w:pPr>
+        <w:spacing w:lineRule="auto" w:line="384" w:before="0" w:after="80"/>
+        <w:jc w:val="left"/>
+      </w:pPr>
+      <w:r>
+        <w:rPr>
+          <w:rFonts w:ascii="신명조" w:hAnsi="신명조" w:eastAsia="신명조"/>
+          <w:b w:val="0"/>
+          <w:sz w:val="21"/>
+        </w:rPr>
+        <w:t>22. Kwon M, Xie SM, Bullard K, et al. Reward design with language models. Proc Int Conf Learn Represent, 2023.</w:t>
+      </w:r>
+    </w:p>
+    <w:p>
+      <w:pPr>
+        <w:spacing w:lineRule="auto" w:line="384" w:before="0" w:after="80"/>
+        <w:jc w:val="left"/>
+      </w:pPr>
+      <w:r>
+        <w:rPr>
+          <w:rFonts w:ascii="신명조" w:hAnsi="신명조" w:eastAsia="신명조"/>
+          <w:b w:val="0"/>
+          <w:sz w:val="21"/>
+        </w:rPr>
+        <w:t>23. Wilcoxon F. Individual comparisons by ranking methods. Biometrics Bull, 1945, 1：80~83.</w:t>
+      </w:r>
+    </w:p>
+    <w:p>
+      <w:pPr>
+        <w:spacing w:lineRule="auto" w:line="384" w:before="0" w:after="80"/>
+        <w:jc w:val="left"/>
+      </w:pPr>
+      <w:r>
+        <w:rPr>
+          <w:rFonts w:ascii="신명조" w:hAnsi="신명조" w:eastAsia="신명조"/>
+          <w:b w:val="0"/>
+          <w:sz w:val="21"/>
+        </w:rPr>
+        <w:t>24. Narvekar S, Peng B, Leonetti M, et al. Curriculum learning for reinforcement learning domains：a framework and survey. J Mach Learn Res, 2020, 21：1~50.</w:t>
+      </w:r>
+    </w:p>
+    <w:p>
+      <w:pPr>
+        <w:spacing w:lineRule="auto" w:line="384" w:before="0" w:after="80"/>
+        <w:jc w:val="left"/>
+      </w:pPr>
+      <w:r>
+        <w:rPr>
+          <w:rFonts w:ascii="신명조" w:hAnsi="신명조" w:eastAsia="신명조"/>
+          <w:b w:val="0"/>
+          <w:sz w:val="21"/>
+        </w:rPr>
+        <w:t>25. Yang A, Li A, Yang B, et al. Qwen3 technical report. arXiv preprint, 2025：arXiv:2505.09388.</w:t>
       </w:r>
     </w:p>
     <w:sectPr>
